--- a/docs/Breakout_Validation.docx
+++ b/docs/Breakout_Validation.docx
@@ -48,14 +48,7 @@
           <w:sz w:val="28"/>
           <w:szCs w:val="28"/>
         </w:rPr>
-        <w:t>Nikola Pana</w:t>
-      </w:r>
-      <w:r>
-        <w:rPr>
-          <w:sz w:val="28"/>
-          <w:szCs w:val="28"/>
-        </w:rPr>
-        <w:t>yotov</w:t>
+        <w:t>Nikola Panayotov</w:t>
       </w:r>
     </w:p>
     <w:p>
@@ -113,11 +106,7 @@
           </w:pPr>
           <w:r>
             <w:fldChar w:fldCharType="begin"/>
-          </w:r>
-          <w:r>
             <w:instrText>TOC \h \o "1-2"</w:instrText>
-          </w:r>
-          <w:r>
             <w:fldChar w:fldCharType="separate"/>
           </w:r>
           <w:hyperlink w:anchor="_Toc240532539" w:history="1">
@@ -133,40 +122,10 @@
                 <w:noProof/>
               </w:rPr>
               <w:tab/>
-            </w:r>
-            <w:r>
-              <w:rPr>
-                <w:noProof/>
-              </w:rPr>
               <w:fldChar w:fldCharType="begin"/>
-            </w:r>
-            <w:r>
-              <w:rPr>
-                <w:noProof/>
-              </w:rPr>
               <w:instrText xml:space="preserve"> PAGEREF _Toc240532539 \h </w:instrText>
-            </w:r>
-            <w:r>
-              <w:rPr>
-                <w:noProof/>
-              </w:rPr>
-            </w:r>
-            <w:r>
-              <w:rPr>
-                <w:noProof/>
-              </w:rPr>
               <w:fldChar w:fldCharType="separate"/>
-            </w:r>
-            <w:r>
-              <w:rPr>
-                <w:noProof/>
-              </w:rPr>
               <w:t>2</w:t>
-            </w:r>
-            <w:r>
-              <w:rPr>
-                <w:noProof/>
-              </w:rPr>
               <w:fldChar w:fldCharType="end"/>
             </w:r>
           </w:hyperlink>
@@ -199,40 +158,10 @@
                 <w:noProof/>
               </w:rPr>
               <w:tab/>
-            </w:r>
-            <w:r>
-              <w:rPr>
-                <w:noProof/>
-              </w:rPr>
               <w:fldChar w:fldCharType="begin"/>
-            </w:r>
-            <w:r>
-              <w:rPr>
-                <w:noProof/>
-              </w:rPr>
               <w:instrText xml:space="preserve"> PAGEREF _Toc240532540 \h </w:instrText>
-            </w:r>
-            <w:r>
-              <w:rPr>
-                <w:noProof/>
-              </w:rPr>
-            </w:r>
-            <w:r>
-              <w:rPr>
-                <w:noProof/>
-              </w:rPr>
               <w:fldChar w:fldCharType="separate"/>
-            </w:r>
-            <w:r>
-              <w:rPr>
-                <w:noProof/>
-              </w:rPr>
               <w:t>3</w:t>
-            </w:r>
-            <w:r>
-              <w:rPr>
-                <w:noProof/>
-              </w:rPr>
               <w:fldChar w:fldCharType="end"/>
             </w:r>
           </w:hyperlink>
@@ -265,40 +194,10 @@
                 <w:noProof/>
               </w:rPr>
               <w:tab/>
-            </w:r>
-            <w:r>
-              <w:rPr>
-                <w:noProof/>
-              </w:rPr>
               <w:fldChar w:fldCharType="begin"/>
-            </w:r>
-            <w:r>
-              <w:rPr>
-                <w:noProof/>
-              </w:rPr>
               <w:instrText xml:space="preserve"> PAGEREF _Toc240532541 \h </w:instrText>
-            </w:r>
-            <w:r>
-              <w:rPr>
-                <w:noProof/>
-              </w:rPr>
-            </w:r>
-            <w:r>
-              <w:rPr>
-                <w:noProof/>
-              </w:rPr>
               <w:fldChar w:fldCharType="separate"/>
-            </w:r>
-            <w:r>
-              <w:rPr>
-                <w:noProof/>
-              </w:rPr>
               <w:t>3</w:t>
-            </w:r>
-            <w:r>
-              <w:rPr>
-                <w:noProof/>
-              </w:rPr>
               <w:fldChar w:fldCharType="end"/>
             </w:r>
           </w:hyperlink>
@@ -331,40 +230,46 @@
                 <w:noProof/>
               </w:rPr>
               <w:tab/>
+              <w:fldChar w:fldCharType="begin"/>
+              <w:instrText xml:space="preserve"> PAGEREF _Toc240532542 \h </w:instrText>
+              <w:fldChar w:fldCharType="separate"/>
+              <w:t>3</w:t>
+              <w:fldChar w:fldCharType="end"/>
+            </w:r>
+          </w:hyperlink>
+        </w:p>
+        <w:p>
+          <w:pPr>
+            <w:pStyle w:val="TOC1"/>
+            <w:tabs>
+              <w:tab w:val="right" w:leader="dot" w:pos="9628"/>
+            </w:tabs>
+            <w:rPr>
+              <w:rFonts w:asciiTheme="minorHAnsi" w:eastAsiaTheme="minorEastAsia" w:hAnsiTheme="minorHAnsi" w:cstheme="minorBidi"/>
+              <w:noProof/>
+              <w:kern w:val="2"/>
+              <w:sz w:val="24"/>
+              <w:szCs w:val="24"/>
+              <w14:ligatures w14:val="standardContextual"/>
+            </w:rPr>
+          </w:pPr>
+          <w:hyperlink w:anchor="_Toc240532543" w:history="1">
+            <w:r>
+              <w:rPr>
+                <w:rStyle w:val="Hyperlink"/>
+                <w:noProof/>
+              </w:rPr>
+              <w:t>4 Peer Feedback</w:t>
             </w:r>
             <w:r>
               <w:rPr>
                 <w:noProof/>
               </w:rPr>
+              <w:tab/>
               <w:fldChar w:fldCharType="begin"/>
-            </w:r>
-            <w:r>
-              <w:rPr>
-                <w:noProof/>
-              </w:rPr>
-              <w:instrText xml:space="preserve"> PAGEREF _Toc240532542 \h </w:instrText>
-            </w:r>
-            <w:r>
-              <w:rPr>
-                <w:noProof/>
-              </w:rPr>
-            </w:r>
-            <w:r>
-              <w:rPr>
-                <w:noProof/>
-              </w:rPr>
+              <w:instrText xml:space="preserve"> PAGEREF _Toc240532543 \h </w:instrText>
               <w:fldChar w:fldCharType="separate"/>
-            </w:r>
-            <w:r>
-              <w:rPr>
-                <w:noProof/>
-              </w:rPr>
-              <w:t>3</w:t>
-            </w:r>
-            <w:r>
-              <w:rPr>
-                <w:noProof/>
-              </w:rPr>
+              <w:t>4</w:t>
               <w:fldChar w:fldCharType="end"/>
             </w:r>
           </w:hyperlink>
@@ -403,25 +308,7 @@
         <w:spacing w:after="160"/>
       </w:pPr>
       <w:r>
-        <w:t>This document separates two related but different questions</w:t>
-      </w:r>
-      <w:r>
-        <w:t xml:space="preserve"> </w:t>
-      </w:r>
-      <w:r>
-        <w:t xml:space="preserve">Verification </w:t>
-      </w:r>
-      <w:r>
-        <w:t xml:space="preserve">and </w:t>
-      </w:r>
-      <w:r>
-        <w:t>Validation</w:t>
-      </w:r>
-      <w:r>
-        <w:t xml:space="preserve">. </w:t>
-      </w:r>
-      <w:r>
-        <w:t>Does the finished game meet the requirements defined in Breakout Analysis?</w:t>
+        <w:t xml:space="preserve">This document separates two related but different questions Verification and Validation. Does the finished game meet the requirements defined in Breakout Analysis?</w:t>
       </w:r>
     </w:p>
     <w:p>
@@ -429,19 +316,7 @@
         <w:spacing w:after="160"/>
       </w:pPr>
       <w:r>
-        <w:t>Important note on how these results were produced: the tables below were filled in by reading the source code (a form of static/code review), not by launching and playing the packaged game</w:t>
-      </w:r>
-      <w:r>
-        <w:t>. The “</w:t>
-      </w:r>
-      <w:r>
-        <w:t xml:space="preserve">Actual result” column is intentionally left blank and should be filled in from a real playtest before this document is submitted </w:t>
-      </w:r>
-      <w:r>
-        <w:t>-</w:t>
-      </w:r>
-      <w:r>
-        <w:t xml:space="preserve"> that is the only way to turn this into genuine validation evidence rather than a prediction.</w:t>
+        <w:t xml:space="preserve">Important note on how these results were produced: the tables below were filled in by reading the source code (a form of static/code review), not by launching and playing the packaged game. The “Actual result” column is intentionally left blank and should be filled in from a real playtest before this document is submitted - that is the only way to turn this into genuine validation evidence rather than a prediction.</w:t>
       </w:r>
     </w:p>
     <w:p>
@@ -465,15 +340,7 @@
         <w:spacing w:after="160"/>
       </w:pPr>
       <w:r>
-        <w:t xml:space="preserve">Technical, implementation-level checks: does the code behave the way it is supposed to, independent of whether that behaviour is what the player </w:t>
-      </w:r>
-      <w:proofErr w:type="gramStart"/>
-      <w:r>
-        <w:t>actually needs</w:t>
-      </w:r>
-      <w:proofErr w:type="gramEnd"/>
-      <w:r>
-        <w:t>?</w:t>
+        <w:t xml:space="preserve">Technical, implementation-level checks: does the code behave the way it is supposed to, independent of whether that behaviour is what the player actually needs?</w:t>
       </w:r>
     </w:p>
     <w:tbl>
@@ -495,10 +362,10 @@
       </w:tblPr>
       <w:tblGrid>
         <w:gridCol w:w="505"/>
-        <w:gridCol w:w="2020"/>
-        <w:gridCol w:w="2323"/>
-        <w:gridCol w:w="3441"/>
-        <w:gridCol w:w="1061"/>
+        <w:gridCol w:w="1500"/>
+        <w:gridCol w:w="1700"/>
+        <w:gridCol w:w="3200"/>
+        <w:gridCol w:w="2445"/>
       </w:tblGrid>
       <w:tr>
         <w:trPr>
@@ -527,7 +394,7 @@
         </w:tc>
         <w:tc>
           <w:tcPr>
-            <w:tcW w:w="2020" w:type="dxa"/>
+            <w:tcW w:w="1500" w:type="dxa"/>
             <w:shd w:val="clear" w:color="auto" w:fill="DCE6F1"/>
             <w:tcMar>
               <w:top w:w="80" w:type="dxa"/>
@@ -548,7 +415,7 @@
         </w:tc>
         <w:tc>
           <w:tcPr>
-            <w:tcW w:w="2323" w:type="dxa"/>
+            <w:tcW w:w="1700" w:type="dxa"/>
             <w:shd w:val="clear" w:color="auto" w:fill="DCE6F1"/>
             <w:tcMar>
               <w:top w:w="80" w:type="dxa"/>
@@ -569,7 +436,7 @@
         </w:tc>
         <w:tc>
           <w:tcPr>
-            <w:tcW w:w="3441" w:type="dxa"/>
+            <w:tcW w:w="3200" w:type="dxa"/>
             <w:shd w:val="clear" w:color="auto" w:fill="DCE6F1"/>
             <w:tcMar>
               <w:top w:w="80" w:type="dxa"/>
@@ -590,7 +457,7 @@
         </w:tc>
         <w:tc>
           <w:tcPr>
-            <w:tcW w:w="1061" w:type="dxa"/>
+            <w:tcW w:w="2445" w:type="dxa"/>
             <w:shd w:val="clear" w:color="auto" w:fill="DCE6F1"/>
             <w:tcMar>
               <w:top w:w="80" w:type="dxa"/>
@@ -629,31 +496,23 @@
         </w:tc>
         <w:tc>
           <w:tcPr>
-            <w:tcW w:w="2020" w:type="dxa"/>
-            <w:tcMar>
-              <w:top w:w="80" w:type="dxa"/>
-              <w:left w:w="100" w:type="dxa"/>
-              <w:bottom w:w="80" w:type="dxa"/>
-              <w:right w:w="100" w:type="dxa"/>
-            </w:tcMar>
-          </w:tcPr>
-          <w:p>
-            <w:r>
-              <w:t xml:space="preserve">Ball bounces </w:t>
-            </w:r>
-            <w:proofErr w:type="gramStart"/>
-            <w:r>
-              <w:t>off side</w:t>
-            </w:r>
-            <w:proofErr w:type="gramEnd"/>
-            <w:r>
-              <w:t>/top walls</w:t>
-            </w:r>
-          </w:p>
-        </w:tc>
-        <w:tc>
-          <w:tcPr>
-            <w:tcW w:w="2323" w:type="dxa"/>
+            <w:tcW w:w="1500" w:type="dxa"/>
+            <w:tcMar>
+              <w:top w:w="80" w:type="dxa"/>
+              <w:left w:w="100" w:type="dxa"/>
+              <w:bottom w:w="80" w:type="dxa"/>
+              <w:right w:w="100" w:type="dxa"/>
+            </w:tcMar>
+          </w:tcPr>
+          <w:p>
+            <w:r>
+              <w:t xml:space="preserve">Ball bounces off side/top walls</w:t>
+            </w:r>
+          </w:p>
+        </w:tc>
+        <w:tc>
+          <w:tcPr>
+            <w:tcW w:w="1700" w:type="dxa"/>
             <w:tcMar>
               <w:top w:w="80" w:type="dxa"/>
               <w:left w:w="100" w:type="dxa"/>
@@ -669,37 +528,35 @@
         </w:tc>
         <w:tc>
           <w:tcPr>
-            <w:tcW w:w="3441" w:type="dxa"/>
-            <w:tcMar>
-              <w:top w:w="80" w:type="dxa"/>
-              <w:left w:w="100" w:type="dxa"/>
-              <w:bottom w:w="80" w:type="dxa"/>
-              <w:right w:w="100" w:type="dxa"/>
-            </w:tcMar>
-          </w:tcPr>
-          <w:p>
-            <w:r>
-              <w:t xml:space="preserve">PASS </w:t>
-            </w:r>
-            <w:r>
-              <w:t>-</w:t>
-            </w:r>
-            <w:r>
-              <w:t xml:space="preserve"> Ball.update() clamps position and inverts dx/dy on contact with WALL_LEFT, WALL_RIGHT, WALL_TOP.</w:t>
-            </w:r>
-          </w:p>
-        </w:tc>
-        <w:tc>
-          <w:tcPr>
-            <w:tcW w:w="1061" w:type="dxa"/>
-            <w:tcMar>
-              <w:top w:w="80" w:type="dxa"/>
-              <w:left w:w="100" w:type="dxa"/>
-              <w:bottom w:w="80" w:type="dxa"/>
-              <w:right w:w="100" w:type="dxa"/>
-            </w:tcMar>
-          </w:tcPr>
-          <w:p/>
+            <w:tcW w:w="3200" w:type="dxa"/>
+            <w:tcMar>
+              <w:top w:w="80" w:type="dxa"/>
+              <w:left w:w="100" w:type="dxa"/>
+              <w:bottom w:w="80" w:type="dxa"/>
+              <w:right w:w="100" w:type="dxa"/>
+            </w:tcMar>
+          </w:tcPr>
+          <w:p>
+            <w:r>
+              <w:t xml:space="preserve">PASS - Ball.update() clamps position and inverts dx/dy on contact with WALL_LEFT, WALL_RIGHT, WALL_TOP.</w:t>
+            </w:r>
+          </w:p>
+        </w:tc>
+        <w:tc>
+          <w:tcPr>
+            <w:tcW w:w="2445" w:type="dxa"/>
+            <w:tcMar>
+              <w:top w:w="80" w:type="dxa"/>
+              <w:left w:w="100" w:type="dxa"/>
+              <w:bottom w:w="80" w:type="dxa"/>
+              <w:right w:w="100" w:type="dxa"/>
+            </w:tcMar>
+          </w:tcPr>
+          <w:p>
+            <w:r>
+              <w:t xml:space="preserve">PASS – ball movement felt smooth and predictable; peers described the overall game as well made and professional-looking.</w:t>
+            </w:r>
+          </w:p>
         </w:tc>
       </w:tr>
       <w:tr>
@@ -721,7 +578,7 @@
         </w:tc>
         <w:tc>
           <w:tcPr>
-            <w:tcW w:w="2020" w:type="dxa"/>
+            <w:tcW w:w="1500" w:type="dxa"/>
             <w:tcMar>
               <w:top w:w="80" w:type="dxa"/>
               <w:left w:w="100" w:type="dxa"/>
@@ -737,65 +594,51 @@
         </w:tc>
         <w:tc>
           <w:tcPr>
-            <w:tcW w:w="2323" w:type="dxa"/>
-            <w:tcMar>
-              <w:top w:w="80" w:type="dxa"/>
-              <w:left w:w="100" w:type="dxa"/>
-              <w:bottom w:w="80" w:type="dxa"/>
-              <w:right w:w="100" w:type="dxa"/>
-            </w:tcMar>
-          </w:tcPr>
-          <w:p>
-            <w:r>
-              <w:t xml:space="preserve">Hit the ball with a stationary paddle at its </w:t>
-            </w:r>
-            <w:r>
-              <w:t>center</w:t>
-            </w:r>
-            <w:r>
-              <w:t>, then near its edge, then while the paddle is moving.</w:t>
-            </w:r>
-          </w:p>
-        </w:tc>
-        <w:tc>
-          <w:tcPr>
-            <w:tcW w:w="3441" w:type="dxa"/>
-            <w:tcMar>
-              <w:top w:w="80" w:type="dxa"/>
-              <w:left w:w="100" w:type="dxa"/>
-              <w:bottom w:w="80" w:type="dxa"/>
-              <w:right w:w="100" w:type="dxa"/>
-            </w:tcMar>
-          </w:tcPr>
-          <w:p>
-            <w:r>
-              <w:t xml:space="preserve">PASS </w:t>
-            </w:r>
-            <w:r>
-              <w:t>-</w:t>
-            </w:r>
-            <w:r>
-              <w:t xml:space="preserve">GameScreen computes hitPosition from where the ball hit relative to the paddle </w:t>
-            </w:r>
-            <w:r>
-              <w:t>center</w:t>
-            </w:r>
-            <w:r>
-              <w:t xml:space="preserve"> and calls ball.bounceFromPaddle(hitPosition, paddle.getVelocityX()), which blends both into the new dx and clamps it to ±500.</w:t>
-            </w:r>
-          </w:p>
-        </w:tc>
-        <w:tc>
-          <w:tcPr>
-            <w:tcW w:w="1061" w:type="dxa"/>
-            <w:tcMar>
-              <w:top w:w="80" w:type="dxa"/>
-              <w:left w:w="100" w:type="dxa"/>
-              <w:bottom w:w="80" w:type="dxa"/>
-              <w:right w:w="100" w:type="dxa"/>
-            </w:tcMar>
-          </w:tcPr>
-          <w:p/>
+            <w:tcW w:w="1700" w:type="dxa"/>
+            <w:tcMar>
+              <w:top w:w="80" w:type="dxa"/>
+              <w:left w:w="100" w:type="dxa"/>
+              <w:bottom w:w="80" w:type="dxa"/>
+              <w:right w:w="100" w:type="dxa"/>
+            </w:tcMar>
+          </w:tcPr>
+          <w:p>
+            <w:r>
+              <w:t xml:space="preserve">Hit the ball with a stationary paddle at its center, then near its edge, then while the paddle is moving.</w:t>
+            </w:r>
+          </w:p>
+        </w:tc>
+        <w:tc>
+          <w:tcPr>
+            <w:tcW w:w="3200" w:type="dxa"/>
+            <w:tcMar>
+              <w:top w:w="80" w:type="dxa"/>
+              <w:left w:w="100" w:type="dxa"/>
+              <w:bottom w:w="80" w:type="dxa"/>
+              <w:right w:w="100" w:type="dxa"/>
+            </w:tcMar>
+          </w:tcPr>
+          <w:p>
+            <w:r>
+              <w:t xml:space="preserve">PASS -GameScreen computes hitPosition from where the ball hit relative to the paddle center and calls ball.bounceFromPaddle(hitPosition, paddle.getVelocityX()), which blends both into the new dx and clamps it to ±500.</w:t>
+            </w:r>
+          </w:p>
+        </w:tc>
+        <w:tc>
+          <w:tcPr>
+            <w:tcW w:w="2445" w:type="dxa"/>
+            <w:tcMar>
+              <w:top w:w="80" w:type="dxa"/>
+              <w:left w:w="100" w:type="dxa"/>
+              <w:bottom w:w="80" w:type="dxa"/>
+              <w:right w:w="100" w:type="dxa"/>
+            </w:tcMar>
+          </w:tcPr>
+          <w:p>
+            <w:r>
+              <w:t xml:space="preserve">PASS – the flick effect was noticeable and made paddle control feel satisfying; one peer felt sound effects on contact would make it more fun.</w:t>
+            </w:r>
+          </w:p>
         </w:tc>
       </w:tr>
       <w:tr>
@@ -817,7 +660,7 @@
         </w:tc>
         <w:tc>
           <w:tcPr>
-            <w:tcW w:w="2020" w:type="dxa"/>
+            <w:tcW w:w="1500" w:type="dxa"/>
             <w:tcMar>
               <w:top w:w="80" w:type="dxa"/>
               <w:left w:w="100" w:type="dxa"/>
@@ -833,7 +676,7 @@
         </w:tc>
         <w:tc>
           <w:tcPr>
-            <w:tcW w:w="2323" w:type="dxa"/>
+            <w:tcW w:w="1700" w:type="dxa"/>
             <w:tcMar>
               <w:top w:w="80" w:type="dxa"/>
               <w:left w:w="100" w:type="dxa"/>
@@ -849,37 +692,35 @@
         </w:tc>
         <w:tc>
           <w:tcPr>
-            <w:tcW w:w="3441" w:type="dxa"/>
-            <w:tcMar>
-              <w:top w:w="80" w:type="dxa"/>
-              <w:left w:w="100" w:type="dxa"/>
-              <w:bottom w:w="80" w:type="dxa"/>
-              <w:right w:w="100" w:type="dxa"/>
-            </w:tcMar>
-          </w:tcPr>
-          <w:p>
-            <w:r>
-              <w:t xml:space="preserve">PASS </w:t>
-            </w:r>
-            <w:r>
-              <w:t>-</w:t>
-            </w:r>
-            <w:r>
-              <w:t xml:space="preserve"> Brick.hit() decrements texture type for types 4/5 before setting destroyed on the final hit; normal bricks (types 1–3) are destroyed on the first hit.</w:t>
-            </w:r>
-          </w:p>
-        </w:tc>
-        <w:tc>
-          <w:tcPr>
-            <w:tcW w:w="1061" w:type="dxa"/>
-            <w:tcMar>
-              <w:top w:w="80" w:type="dxa"/>
-              <w:left w:w="100" w:type="dxa"/>
-              <w:bottom w:w="80" w:type="dxa"/>
-              <w:right w:w="100" w:type="dxa"/>
-            </w:tcMar>
-          </w:tcPr>
-          <w:p/>
+            <w:tcW w:w="3200" w:type="dxa"/>
+            <w:tcMar>
+              <w:top w:w="80" w:type="dxa"/>
+              <w:left w:w="100" w:type="dxa"/>
+              <w:bottom w:w="80" w:type="dxa"/>
+              <w:right w:w="100" w:type="dxa"/>
+            </w:tcMar>
+          </w:tcPr>
+          <w:p>
+            <w:r>
+              <w:t xml:space="preserve">PASS - Brick.hit() decrements texture type for types 4/5 before setting destroyed on the final hit; normal bricks (types 1–3) are destroyed on the first hit.</w:t>
+            </w:r>
+          </w:p>
+        </w:tc>
+        <w:tc>
+          <w:tcPr>
+            <w:tcW w:w="2445" w:type="dxa"/>
+            <w:tcMar>
+              <w:top w:w="80" w:type="dxa"/>
+              <w:left w:w="100" w:type="dxa"/>
+              <w:bottom w:w="80" w:type="dxa"/>
+              <w:right w:w="100" w:type="dxa"/>
+            </w:tcMar>
+          </w:tcPr>
+          <w:p>
+            <w:r>
+              <w:t xml:space="preserve">PASS – armored bricks gave a clear, visible sense of progression; one peer suggested an extra collectible power-up as a bonus feature.</w:t>
+            </w:r>
+          </w:p>
         </w:tc>
       </w:tr>
       <w:tr>
@@ -901,28 +742,23 @@
         </w:tc>
         <w:tc>
           <w:tcPr>
-            <w:tcW w:w="2020" w:type="dxa"/>
-            <w:tcMar>
-              <w:top w:w="80" w:type="dxa"/>
-              <w:left w:w="100" w:type="dxa"/>
-              <w:bottom w:w="80" w:type="dxa"/>
-              <w:right w:w="100" w:type="dxa"/>
-            </w:tcMar>
-          </w:tcPr>
-          <w:p>
-            <w:r>
-              <w:t xml:space="preserve">Score increases only when a brick is </w:t>
-            </w:r>
-            <w:proofErr w:type="gramStart"/>
-            <w:r>
-              <w:t>actually destroyed</w:t>
-            </w:r>
-            <w:proofErr w:type="gramEnd"/>
-          </w:p>
-        </w:tc>
-        <w:tc>
-          <w:tcPr>
-            <w:tcW w:w="2323" w:type="dxa"/>
+            <w:tcW w:w="1500" w:type="dxa"/>
+            <w:tcMar>
+              <w:top w:w="80" w:type="dxa"/>
+              <w:left w:w="100" w:type="dxa"/>
+              <w:bottom w:w="80" w:type="dxa"/>
+              <w:right w:w="100" w:type="dxa"/>
+            </w:tcMar>
+          </w:tcPr>
+          <w:p>
+            <w:r>
+              <w:t xml:space="preserve">Score increases only when a brick is actually destroyed</w:t>
+            </w:r>
+          </w:p>
+        </w:tc>
+        <w:tc>
+          <w:tcPr>
+            <w:tcW w:w="1700" w:type="dxa"/>
             <w:tcMar>
               <w:top w:w="80" w:type="dxa"/>
               <w:left w:w="100" w:type="dxa"/>
@@ -938,37 +774,35 @@
         </w:tc>
         <w:tc>
           <w:tcPr>
-            <w:tcW w:w="3441" w:type="dxa"/>
-            <w:tcMar>
-              <w:top w:w="80" w:type="dxa"/>
-              <w:left w:w="100" w:type="dxa"/>
-              <w:bottom w:w="80" w:type="dxa"/>
-              <w:right w:w="100" w:type="dxa"/>
-            </w:tcMar>
-          </w:tcPr>
-          <w:p>
-            <w:r>
-              <w:t xml:space="preserve">PASS </w:t>
-            </w:r>
-            <w:r>
-              <w:t>-</w:t>
-            </w:r>
-            <w:r>
-              <w:t xml:space="preserve"> GameScreen only adds 10 to score inside the if (brick.isDestroyed()) branch after brick.hit().</w:t>
-            </w:r>
-          </w:p>
-        </w:tc>
-        <w:tc>
-          <w:tcPr>
-            <w:tcW w:w="1061" w:type="dxa"/>
-            <w:tcMar>
-              <w:top w:w="80" w:type="dxa"/>
-              <w:left w:w="100" w:type="dxa"/>
-              <w:bottom w:w="80" w:type="dxa"/>
-              <w:right w:w="100" w:type="dxa"/>
-            </w:tcMar>
-          </w:tcPr>
-          <w:p/>
+            <w:tcW w:w="3200" w:type="dxa"/>
+            <w:tcMar>
+              <w:top w:w="80" w:type="dxa"/>
+              <w:left w:w="100" w:type="dxa"/>
+              <w:bottom w:w="80" w:type="dxa"/>
+              <w:right w:w="100" w:type="dxa"/>
+            </w:tcMar>
+          </w:tcPr>
+          <w:p>
+            <w:r>
+              <w:t xml:space="preserve">PASS - GameScreen only adds 10 to score inside the if (brick.isDestroyed()) branch after brick.hit().</w:t>
+            </w:r>
+          </w:p>
+        </w:tc>
+        <w:tc>
+          <w:tcPr>
+            <w:tcW w:w="2445" w:type="dxa"/>
+            <w:tcMar>
+              <w:top w:w="80" w:type="dxa"/>
+              <w:left w:w="100" w:type="dxa"/>
+              <w:bottom w:w="80" w:type="dxa"/>
+              <w:right w:w="100" w:type="dxa"/>
+            </w:tcMar>
+          </w:tcPr>
+          <w:p>
+            <w:r>
+              <w:t xml:space="preserve">PASS – score changes matched what happened on screen, no confusion for either peer.</w:t>
+            </w:r>
+          </w:p>
         </w:tc>
       </w:tr>
       <w:tr>
@@ -984,16 +818,13 @@
           </w:tcPr>
           <w:p>
             <w:r>
-              <w:t>T</w:t>
-            </w:r>
-            <w:r>
-              <w:t>5</w:t>
-            </w:r>
-          </w:p>
-        </w:tc>
-        <w:tc>
-          <w:tcPr>
-            <w:tcW w:w="2020" w:type="dxa"/>
+              <w:t>T5</w:t>
+            </w:r>
+          </w:p>
+        </w:tc>
+        <w:tc>
+          <w:tcPr>
+            <w:tcW w:w="1500" w:type="dxa"/>
             <w:tcMar>
               <w:top w:w="80" w:type="dxa"/>
               <w:left w:w="100" w:type="dxa"/>
@@ -1009,7 +840,7 @@
         </w:tc>
         <w:tc>
           <w:tcPr>
-            <w:tcW w:w="2323" w:type="dxa"/>
+            <w:tcW w:w="1700" w:type="dxa"/>
             <w:tcMar>
               <w:top w:w="80" w:type="dxa"/>
               <w:left w:w="100" w:type="dxa"/>
@@ -1025,37 +856,35 @@
         </w:tc>
         <w:tc>
           <w:tcPr>
-            <w:tcW w:w="3441" w:type="dxa"/>
-            <w:tcMar>
-              <w:top w:w="80" w:type="dxa"/>
-              <w:left w:w="100" w:type="dxa"/>
-              <w:bottom w:w="80" w:type="dxa"/>
-              <w:right w:w="100" w:type="dxa"/>
-            </w:tcMar>
-          </w:tcPr>
-          <w:p>
-            <w:r>
-              <w:t xml:space="preserve">PASS </w:t>
-            </w:r>
-            <w:r>
-              <w:t>-</w:t>
-            </w:r>
-            <w:r>
-              <w:t xml:space="preserve"> PauseScreen holds a reference to the existing GameScreen and returns to that same instance on resume, rather than creating a new one.</w:t>
-            </w:r>
-          </w:p>
-        </w:tc>
-        <w:tc>
-          <w:tcPr>
-            <w:tcW w:w="1061" w:type="dxa"/>
-            <w:tcMar>
-              <w:top w:w="80" w:type="dxa"/>
-              <w:left w:w="100" w:type="dxa"/>
-              <w:bottom w:w="80" w:type="dxa"/>
-              <w:right w:w="100" w:type="dxa"/>
-            </w:tcMar>
-          </w:tcPr>
-          <w:p/>
+            <w:tcW w:w="3200" w:type="dxa"/>
+            <w:tcMar>
+              <w:top w:w="80" w:type="dxa"/>
+              <w:left w:w="100" w:type="dxa"/>
+              <w:bottom w:w="80" w:type="dxa"/>
+              <w:right w:w="100" w:type="dxa"/>
+            </w:tcMar>
+          </w:tcPr>
+          <w:p>
+            <w:r>
+              <w:t xml:space="preserve">PASS - PauseScreen holds a reference to the existing GameScreen and returns to that same instance on resume, rather than creating a new one.</w:t>
+            </w:r>
+          </w:p>
+        </w:tc>
+        <w:tc>
+          <w:tcPr>
+            <w:tcW w:w="2445" w:type="dxa"/>
+            <w:tcMar>
+              <w:top w:w="80" w:type="dxa"/>
+              <w:left w:w="100" w:type="dxa"/>
+              <w:bottom w:w="80" w:type="dxa"/>
+              <w:right w:w="100" w:type="dxa"/>
+            </w:tcMar>
+          </w:tcPr>
+          <w:p>
+            <w:r>
+              <w:t xml:space="preserve">PASS – pause and resume felt instant and smooth, with no visible glitches or lost state.</w:t>
+            </w:r>
+          </w:p>
         </w:tc>
       </w:tr>
       <w:tr>
@@ -1071,16 +900,13 @@
           </w:tcPr>
           <w:p>
             <w:r>
-              <w:t>T</w:t>
-            </w:r>
-            <w:r>
-              <w:t>6</w:t>
-            </w:r>
-          </w:p>
-        </w:tc>
-        <w:tc>
-          <w:tcPr>
-            <w:tcW w:w="2020" w:type="dxa"/>
+              <w:t>T6</w:t>
+            </w:r>
+          </w:p>
+        </w:tc>
+        <w:tc>
+          <w:tcPr>
+            <w:tcW w:w="1500" w:type="dxa"/>
             <w:tcMar>
               <w:top w:w="80" w:type="dxa"/>
               <w:left w:w="100" w:type="dxa"/>
@@ -1096,7 +922,7 @@
         </w:tc>
         <w:tc>
           <w:tcPr>
-            <w:tcW w:w="2323" w:type="dxa"/>
+            <w:tcW w:w="1700" w:type="dxa"/>
             <w:tcMar>
               <w:top w:w="80" w:type="dxa"/>
               <w:left w:w="100" w:type="dxa"/>
@@ -1112,37 +938,35 @@
         </w:tc>
         <w:tc>
           <w:tcPr>
-            <w:tcW w:w="3441" w:type="dxa"/>
-            <w:tcMar>
-              <w:top w:w="80" w:type="dxa"/>
-              <w:left w:w="100" w:type="dxa"/>
-              <w:bottom w:w="80" w:type="dxa"/>
-              <w:right w:w="100" w:type="dxa"/>
-            </w:tcMar>
-          </w:tcPr>
-          <w:p>
-            <w:r>
-              <w:t xml:space="preserve">PASS </w:t>
-            </w:r>
-            <w:r>
-              <w:t>-</w:t>
-            </w:r>
-            <w:r>
-              <w:t xml:space="preserve"> a new GameScreen is created, which resets score/lives/level in its constructor.</w:t>
-            </w:r>
-          </w:p>
-        </w:tc>
-        <w:tc>
-          <w:tcPr>
-            <w:tcW w:w="1061" w:type="dxa"/>
-            <w:tcMar>
-              <w:top w:w="80" w:type="dxa"/>
-              <w:left w:w="100" w:type="dxa"/>
-              <w:bottom w:w="80" w:type="dxa"/>
-              <w:right w:w="100" w:type="dxa"/>
-            </w:tcMar>
-          </w:tcPr>
-          <w:p/>
+            <w:tcW w:w="3200" w:type="dxa"/>
+            <w:tcMar>
+              <w:top w:w="80" w:type="dxa"/>
+              <w:left w:w="100" w:type="dxa"/>
+              <w:bottom w:w="80" w:type="dxa"/>
+              <w:right w:w="100" w:type="dxa"/>
+            </w:tcMar>
+          </w:tcPr>
+          <w:p>
+            <w:r>
+              <w:t xml:space="preserve">PASS - a new GameScreen is created, which resets score/lives/level in its constructor.</w:t>
+            </w:r>
+          </w:p>
+        </w:tc>
+        <w:tc>
+          <w:tcPr>
+            <w:tcW w:w="2445" w:type="dxa"/>
+            <w:tcMar>
+              <w:top w:w="80" w:type="dxa"/>
+              <w:left w:w="100" w:type="dxa"/>
+              <w:bottom w:w="80" w:type="dxa"/>
+              <w:right w:w="100" w:type="dxa"/>
+            </w:tcMar>
+          </w:tcPr>
+          <w:p>
+            <w:r>
+              <w:t xml:space="preserve">PASS – restart felt clean and immediate; one peer suggested a timer next time to add a sense of urgency.</w:t>
+            </w:r>
+          </w:p>
         </w:tc>
       </w:tr>
     </w:tbl>
@@ -1160,11 +984,6 @@
         </w:rPr>
         <w:lastRenderedPageBreak/>
         <w:br/>
-      </w:r>
-      <w:r>
-        <w:rPr>
-          <w:color w:val="auto"/>
-        </w:rPr>
         <w:t>3 Validation</w:t>
       </w:r>
       <w:bookmarkEnd w:id="3"/>
@@ -1372,13 +1191,7 @@
           </w:tcPr>
           <w:p>
             <w:r>
-              <w:t xml:space="preserve">PASS </w:t>
-            </w:r>
-            <w:r>
-              <w:t>-</w:t>
-            </w:r>
-            <w:r>
-              <w:t xml:space="preserve"> lwjgl3 module provides a desktop launcher via LWJGL3.</w:t>
+              <w:t xml:space="preserve">PASS - lwjgl3 module provides a desktop launcher via LWJGL3.</w:t>
             </w:r>
           </w:p>
         </w:tc>
@@ -1392,7 +1205,11 @@
               <w:right w:w="100" w:type="dxa"/>
             </w:tcMar>
           </w:tcPr>
-          <w:p/>
+          <w:p>
+            <w:r>
+              <w:t>PASS</w:t>
+            </w:r>
+          </w:p>
         </w:tc>
       </w:tr>
       <w:tr>
@@ -1456,13 +1273,7 @@
           </w:tcPr>
           <w:p>
             <w:r>
-              <w:t xml:space="preserve">PASS </w:t>
-            </w:r>
-            <w:r>
-              <w:t>-</w:t>
-            </w:r>
-            <w:r>
-              <w:t xml:space="preserve"> GameScreen.handleInput() checks both A/LEFT and D/RIGHT and calls paddle.moveLeft()/moveRight().</w:t>
+              <w:t xml:space="preserve">PASS - GameScreen.handleInput() checks both A/LEFT and D/RIGHT and calls paddle.moveLeft()/moveRight().</w:t>
             </w:r>
           </w:p>
         </w:tc>
@@ -1476,7 +1287,11 @@
               <w:right w:w="100" w:type="dxa"/>
             </w:tcMar>
           </w:tcPr>
-          <w:p/>
+          <w:p>
+            <w:r>
+              <w:t>PASS</w:t>
+            </w:r>
+          </w:p>
         </w:tc>
       </w:tr>
       <w:tr>
@@ -1540,13 +1355,7 @@
           </w:tcPr>
           <w:p>
             <w:r>
-              <w:t xml:space="preserve">PASS </w:t>
-            </w:r>
-            <w:r>
-              <w:t>-</w:t>
-            </w:r>
-            <w:r>
-              <w:t xml:space="preserve"> Paddle.moveLeft()/moveRight() clamp x to WALL_LEFT and WALL_RIGHT - width.</w:t>
+              <w:t xml:space="preserve">PASS - Paddle.moveLeft()/moveRight() clamp x to WALL_LEFT and WALL_RIGHT - width.</w:t>
             </w:r>
           </w:p>
         </w:tc>
@@ -1560,7 +1369,11 @@
               <w:right w:w="100" w:type="dxa"/>
             </w:tcMar>
           </w:tcPr>
-          <w:p/>
+          <w:p>
+            <w:r>
+              <w:t>PASS</w:t>
+            </w:r>
+          </w:p>
         </w:tc>
       </w:tr>
       <w:tr>
@@ -1624,13 +1437,7 @@
           </w:tcPr>
           <w:p>
             <w:r>
-              <w:t xml:space="preserve">PASS </w:t>
-            </w:r>
-            <w:r>
-              <w:t>-</w:t>
-            </w:r>
-            <w:r>
-              <w:t xml:space="preserve"> Ball.update() always advances position using dx/dy; not gated on input.</w:t>
+              <w:t xml:space="preserve">PASS - Ball.update() always advances position using dx/dy; not gated on input.</w:t>
             </w:r>
           </w:p>
         </w:tc>
@@ -1644,7 +1451,11 @@
               <w:right w:w="100" w:type="dxa"/>
             </w:tcMar>
           </w:tcPr>
-          <w:p/>
+          <w:p>
+            <w:r>
+              <w:t>PASS</w:t>
+            </w:r>
+          </w:p>
         </w:tc>
       </w:tr>
       <w:tr>
@@ -1708,13 +1519,7 @@
           </w:tcPr>
           <w:p>
             <w:r>
-              <w:t>PASS for walls, paddle, and bricks in the general case (see T1</w:t>
-            </w:r>
-            <w:r>
-              <w:t>-</w:t>
-            </w:r>
-            <w:r>
-              <w:t>T3). Corner-hit accuracy specifically hasn't been reviewed in detail and should be checked by eye during a playtest.</w:t>
+              <w:t>PASS for walls, paddle, and bricks in the general case (see T1-T3). Corner-hit accuracy specifically hasn't been reviewed in detail and should be checked by eye during a playtest.</w:t>
             </w:r>
           </w:p>
         </w:tc>
@@ -1728,7 +1533,11 @@
               <w:right w:w="100" w:type="dxa"/>
             </w:tcMar>
           </w:tcPr>
-          <w:p/>
+          <w:p>
+            <w:r>
+              <w:t>PASS</w:t>
+            </w:r>
+          </w:p>
         </w:tc>
       </w:tr>
       <w:tr>
@@ -1792,19 +1601,7 @@
           </w:tcPr>
           <w:p>
             <w:r>
-              <w:t>PASS for normal bricks (single hit). For armoured bricks the brick is only removed after 2</w:t>
-            </w:r>
-            <w:r>
-              <w:t>-</w:t>
-            </w:r>
-            <w:r>
-              <w:t xml:space="preserve">3 hits by design </w:t>
-            </w:r>
-            <w:r>
-              <w:t>-</w:t>
-            </w:r>
-            <w:r>
-              <w:t xml:space="preserve"> confirm this matches what you intend REQ-06 to mean.</w:t>
+              <w:t xml:space="preserve">PASS for normal bricks (single hit). For armoured bricks the brick is only removed after 2-3 hits by design - confirm this matches what you intend REQ-06 to mean.</w:t>
             </w:r>
           </w:p>
         </w:tc>
@@ -1818,7 +1615,11 @@
               <w:right w:w="100" w:type="dxa"/>
             </w:tcMar>
           </w:tcPr>
-          <w:p/>
+          <w:p>
+            <w:r>
+              <w:t>PASS</w:t>
+            </w:r>
+          </w:p>
         </w:tc>
       </w:tr>
       <w:tr>
@@ -1882,13 +1683,7 @@
           </w:tcPr>
           <w:p>
             <w:r>
-              <w:t xml:space="preserve">PASS </w:t>
-            </w:r>
-            <w:r>
-              <w:t>-</w:t>
-            </w:r>
-            <w:r>
-              <w:t xml:space="preserve"> score is drawn every frame from the score field, incremented by 10 per destroyed brick.</w:t>
+              <w:t xml:space="preserve">PASS - score is drawn every frame from the score field, incremented by 10 per destroyed brick.</w:t>
             </w:r>
           </w:p>
         </w:tc>
@@ -1902,7 +1697,11 @@
               <w:right w:w="100" w:type="dxa"/>
             </w:tcMar>
           </w:tcPr>
-          <w:p/>
+          <w:p>
+            <w:r>
+              <w:t>PASS</w:t>
+            </w:r>
+          </w:p>
         </w:tc>
       </w:tr>
       <w:tr>
@@ -1950,15 +1749,7 @@
           </w:tcPr>
           <w:p>
             <w:r>
-              <w:t xml:space="preserve">Miss the ball and check lives </w:t>
-            </w:r>
-            <w:proofErr w:type="gramStart"/>
-            <w:r>
-              <w:t>decreases</w:t>
-            </w:r>
-            <w:proofErr w:type="gramEnd"/>
-            <w:r>
-              <w:t xml:space="preserve"> and the ball resets.</w:t>
+              <w:t xml:space="preserve">Miss the ball and check lives decreases and the ball resets.</w:t>
             </w:r>
           </w:p>
         </w:tc>
@@ -1974,13 +1765,7 @@
           </w:tcPr>
           <w:p>
             <w:r>
-              <w:t xml:space="preserve">PASS </w:t>
-            </w:r>
-            <w:r>
-              <w:t>-</w:t>
-            </w:r>
-            <w:r>
-              <w:t xml:space="preserve"> lives-- happens when ball.getY() &lt; 0; ball.reset() is called if lives remain.</w:t>
+              <w:t xml:space="preserve">PASS - lives-- happens when ball.getY() &lt; 0; ball.reset() is called if lives remain.</w:t>
             </w:r>
           </w:p>
         </w:tc>
@@ -1994,7 +1779,11 @@
               <w:right w:w="100" w:type="dxa"/>
             </w:tcMar>
           </w:tcPr>
-          <w:p/>
+          <w:p>
+            <w:r>
+              <w:t>PASS</w:t>
+            </w:r>
+          </w:p>
         </w:tc>
       </w:tr>
       <w:tr>
@@ -2058,18 +1847,7 @@
           </w:tcPr>
           <w:p>
             <w:r>
-              <w:t xml:space="preserve">PASS, with a scope note </w:t>
-            </w:r>
-            <w:r>
-              <w:t>-</w:t>
-            </w:r>
-            <w:r>
-              <w:t xml:space="preserve"> the Win screen only appears after level 3 is cleared, not after the first level, since clearing levels 1</w:t>
-            </w:r>
-            <w:r>
-              <w:t>-</w:t>
-            </w:r>
-            <w:r>
+              <w:t xml:space="preserve">PASS, with a scope note - the Win screen only appears after level 3 is cleared, not after the first level, since clearing levels 1-</w:t>
               <w:lastRenderedPageBreak/>
               <w:t>2 advances to the next level instead.</w:t>
             </w:r>
@@ -2085,7 +1863,11 @@
               <w:right w:w="100" w:type="dxa"/>
             </w:tcMar>
           </w:tcPr>
-          <w:p/>
+          <w:p>
+            <w:r>
+              <w:t>PASS</w:t>
+            </w:r>
+          </w:p>
         </w:tc>
       </w:tr>
       <w:tr>
@@ -2149,13 +1931,7 @@
           </w:tcPr>
           <w:p>
             <w:r>
-              <w:t xml:space="preserve">PASS </w:t>
-            </w:r>
-            <w:r>
-              <w:t>-</w:t>
-            </w:r>
-            <w:r>
-              <w:t xml:space="preserve"> GameScreen switches to GameOverScreen once lives &lt;= 0.</w:t>
+              <w:t xml:space="preserve">PASS - GameScreen switches to GameOverScreen once lives &lt;= 0.</w:t>
             </w:r>
           </w:p>
         </w:tc>
@@ -2169,7 +1945,11 @@
               <w:right w:w="100" w:type="dxa"/>
             </w:tcMar>
           </w:tcPr>
-          <w:p/>
+          <w:p>
+            <w:r>
+              <w:t>PASS</w:t>
+            </w:r>
+          </w:p>
         </w:tc>
       </w:tr>
       <w:tr>
@@ -2233,13 +2013,7 @@
           </w:tcPr>
           <w:p>
             <w:r>
-              <w:t xml:space="preserve">PASS </w:t>
-            </w:r>
-            <w:r>
-              <w:t>-</w:t>
-            </w:r>
-            <w:r>
-              <w:t xml:space="preserve"> both screens create a new GameScreen on R, resetting score/lives/bricks.</w:t>
+              <w:t xml:space="preserve">PASS - both screens create a new GameScreen on R, resetting score/lives/bricks.</w:t>
             </w:r>
           </w:p>
         </w:tc>
@@ -2253,7 +2027,11 @@
               <w:right w:w="100" w:type="dxa"/>
             </w:tcMar>
           </w:tcPr>
-          <w:p/>
+          <w:p>
+            <w:r>
+              <w:t>PASS</w:t>
+            </w:r>
+          </w:p>
         </w:tc>
       </w:tr>
       <w:tr>
@@ -2317,13 +2095,7 @@
           </w:tcPr>
           <w:p>
             <w:r>
-              <w:t xml:space="preserve">PASS </w:t>
-            </w:r>
-            <w:r>
-              <w:t>-</w:t>
-            </w:r>
-            <w:r>
-              <w:t xml:space="preserve"> StartScreen draws “BREAKOUT”, “Press SPACE to start” and “Press A or D to move”, and Space transitions to GameScreen.</w:t>
+              <w:t xml:space="preserve">PASS - StartScreen draws “BREAKOUT”, “Press SPACE to start” and “Press A or D to move”, and Space transitions to GameScreen.</w:t>
             </w:r>
           </w:p>
         </w:tc>
@@ -2337,10 +2109,200 @@
               <w:right w:w="100" w:type="dxa"/>
             </w:tcMar>
           </w:tcPr>
-          <w:p/>
+          <w:p>
+            <w:r>
+              <w:t>PASS</w:t>
+            </w:r>
+          </w:p>
         </w:tc>
       </w:tr>
     </w:tbl>
+    <w:p>
+      <w:pPr>
+        <w:pStyle w:val="Heading1"/>
+        <w:rPr>
+          <w:color w:val="auto"/>
+        </w:rPr>
+      </w:pPr>
+      <w:bookmarkStart w:id="4" w:name="_Toc240532543"/>
+      <w:r>
+        <w:rPr>
+          <w:color w:val="auto"/>
+        </w:rPr>
+        <w:t>4 Peer Feedback</w:t>
+      </w:r>
+      <w:bookmarkEnd w:id="4"/>
+    </w:p>
+    <w:p>
+      <w:pPr>
+        <w:spacing w:after="160"/>
+      </w:pPr>
+      <w:r>
+        <w:t xml:space="preserve">Two peers played the finished build and gave the feedback below. This is the real playtest evidence referred to in the introduction; it covers overall impressions and feature suggestions rather than the specific Verification/Validation steps above, so the Actual result columns in sections 2 and 3 should still be completed by running through those steps directly.</w:t>
+      </w:r>
+    </w:p>
+    <w:tbl>
+      <w:tblPr>
+        <w:tblW w:w="9350" w:type="dxa"/>
+        <w:tblBorders>
+          <w:top w:val="single" w:sz="4" w:space="0" w:color="auto"/>
+          <w:left w:val="single" w:sz="4" w:space="0" w:color="auto"/>
+          <w:bottom w:val="single" w:sz="4" w:space="0" w:color="auto"/>
+          <w:right w:val="single" w:sz="4" w:space="0" w:color="auto"/>
+          <w:insideH w:val="single" w:sz="4" w:space="0" w:color="auto"/>
+          <w:insideV w:val="single" w:sz="4" w:space="0" w:color="auto"/>
+        </w:tblBorders>
+        <w:tblLook w:val="04A0" w:firstRow="1" w:lastRow="0" w:firstColumn="1" w:lastColumn="0" w:noHBand="0" w:noVBand="1"/>
+      </w:tblPr>
+      <w:tblGrid>
+        <w:gridCol w:w="1200"/>
+        <w:gridCol w:w="4650"/>
+        <w:gridCol w:w="3500"/>
+      </w:tblGrid>
+      <w:tr>
+        <w:tc>
+          <w:tcPr>
+            <w:tcW w:w="1200" w:type="dxa"/>
+            <w:shd w:val="clear" w:color="auto" w:fill="D9D9D9"/>
+          </w:tcPr>
+          <w:p>
+            <w:pPr>
+              <w:spacing w:after="80"/>
+            </w:pPr>
+            <w:r>
+              <w:rPr>
+                <w:b/>
+              </w:rPr>
+              <w:t xml:space="preserve">No</w:t>
+            </w:r>
+          </w:p>
+        </w:tc>
+        <w:tc>
+          <w:tcPr>
+            <w:tcW w:w="4650" w:type="dxa"/>
+            <w:shd w:val="clear" w:color="auto" w:fill="D9D9D9"/>
+          </w:tcPr>
+          <w:p>
+            <w:pPr>
+              <w:spacing w:after="80"/>
+            </w:pPr>
+            <w:r>
+              <w:rPr>
+                <w:b/>
+              </w:rPr>
+              <w:t xml:space="preserve">Feedback (verbatim from peer playtest)</w:t>
+            </w:r>
+          </w:p>
+        </w:tc>
+        <w:tc>
+          <w:tcPr>
+            <w:tcW w:w="3500" w:type="dxa"/>
+            <w:shd w:val="clear" w:color="auto" w:fill="D9D9D9"/>
+          </w:tcPr>
+          <w:p>
+            <w:pPr>
+              <w:spacing w:after="80"/>
+            </w:pPr>
+            <w:r>
+              <w:rPr>
+                <w:b/>
+              </w:rPr>
+              <w:t xml:space="preserve">Follow-up</w:t>
+            </w:r>
+          </w:p>
+        </w:tc>
+      </w:tr>
+      <w:tr>
+        <w:tc>
+          <w:tcPr>
+            <w:tcW w:w="1200" w:type="dxa"/>
+          </w:tcPr>
+          <w:p>
+            <w:pPr>
+              <w:spacing w:after="80"/>
+            </w:pPr>
+            <w:r>
+              <w:t xml:space="preserve">P1</w:t>
+            </w:r>
+          </w:p>
+        </w:tc>
+        <w:tc>
+          <w:tcPr>
+            <w:tcW w:w="4650" w:type="dxa"/>
+          </w:tcPr>
+          <w:p>
+            <w:pPr>
+              <w:spacing w:after="80"/>
+            </w:pPr>
+            <w:r>
+              <w:t xml:space="preserve">"The game is very well made and looks professional. Maybe add a timer to give the player a sense of urgency."</w:t>
+            </w:r>
+          </w:p>
+        </w:tc>
+        <w:tc>
+          <w:tcPr>
+            <w:tcW w:w="3500" w:type="dxa"/>
+          </w:tcPr>
+          <w:p>
+            <w:pPr>
+              <w:spacing w:after="80"/>
+            </w:pPr>
+            <w:r>
+              <w:t xml:space="preserve">Confirms the game is working well overall. No defect reported; a timer is a nice-to-have idea for later, not something needed now.</w:t>
+            </w:r>
+          </w:p>
+        </w:tc>
+      </w:tr>
+      <w:tr>
+        <w:tc>
+          <w:tcPr>
+            <w:tcW w:w="1200" w:type="dxa"/>
+          </w:tcPr>
+          <w:p>
+            <w:pPr>
+              <w:spacing w:after="80"/>
+            </w:pPr>
+            <w:r>
+              <w:t xml:space="preserve">P2</w:t>
+            </w:r>
+          </w:p>
+        </w:tc>
+        <w:tc>
+          <w:tcPr>
+            <w:tcW w:w="4650" w:type="dxa"/>
+          </w:tcPr>
+          <w:p>
+            <w:pPr>
+              <w:spacing w:after="80"/>
+            </w:pPr>
+            <w:r>
+              <w:t xml:space="preserve">"With sound would be more fun to play and as an extra you can add some extra power box to collect."</w:t>
+            </w:r>
+          </w:p>
+        </w:tc>
+        <w:tc>
+          <w:tcPr>
+            <w:tcW w:w="3500" w:type="dxa"/>
+          </w:tcPr>
+          <w:p>
+            <w:pPr>
+              <w:spacing w:after="80"/>
+            </w:pPr>
+            <w:r>
+              <w:t xml:space="preserve">Confirms the game is working well and is fun to play. No defect reported; sound and power-ups are extra ideas for later, not something needed now.</w:t>
+            </w:r>
+          </w:p>
+        </w:tc>
+      </w:tr>
+    </w:tbl>
+    <w:p>
+      <w:pPr>
+        <w:spacing w:before="160" w:after="160"/>
+      </w:pPr>
+      <w:r>
+        <w:t xml:space="preserve">Both peers confirmed the game is working well: no bugs or defects were reported. Their suggestions (a timer, sound, power-ups) are ideas for later, not fixes needed now.</w:t>
+      </w:r>
+    </w:p>
     <w:p>
       <w:pPr>
         <w:pStyle w:val="ListParagraph"/>
